--- a/api/assets/resume-reference-two_page.docx
+++ b/api/assets/resume-reference-two_page.docx
@@ -567,12 +567,13 @@
     <w:qFormat/>
     <w:pPr>
       <w:widowControl/>
-      <w:spacing w:before="0" w:after="74" w:line="307" w:lineRule="auto"/>
+      <w:spacing w:before="0" w:after="57" w:line="288" w:lineRule="auto"/>
     </w:pPr>
     <w:rPr>
       <w:rFonts w:ascii="Arial" w:hAnsi="Arial" w:cs="Arial" w:eastAsia="Microsoft YaHei"/>
       <w:color w:val="111111"/>
       <w:sz w:val="21"/>
+      <w:szCs w:val="21"/>
     </w:rPr>
   </w:style>
   <w:style w:type="paragraph" w:styleId="BodyText">
@@ -582,12 +583,13 @@
     <w:qFormat/>
     <w:pPr>
       <w:widowControl/>
-      <w:spacing w:before="0" w:after="74" w:line="307" w:lineRule="auto"/>
+      <w:spacing w:before="0" w:after="57" w:line="288" w:lineRule="auto"/>
     </w:pPr>
     <w:rPr>
       <w:rFonts w:ascii="Arial" w:hAnsi="Arial" w:cs="Arial" w:eastAsia="Microsoft YaHei"/>
       <w:color w:val="111111"/>
       <w:sz w:val="21"/>
+      <w:szCs w:val="21"/>
     </w:rPr>
   </w:style>
   <w:style w:type="paragraph" w:customStyle="1" w:styleId="FirstParagraph">
@@ -597,12 +599,13 @@
     <w:qFormat/>
     <w:pPr>
       <w:widowControl/>
-      <w:spacing w:before="0" w:after="74" w:line="307" w:lineRule="auto"/>
+      <w:spacing w:before="0" w:after="57" w:line="288" w:lineRule="auto"/>
     </w:pPr>
     <w:rPr>
       <w:rFonts w:ascii="Arial" w:hAnsi="Arial" w:cs="Arial" w:eastAsia="Microsoft YaHei"/>
       <w:color w:val="111111"/>
       <w:sz w:val="21"/>
+      <w:szCs w:val="21"/>
     </w:rPr>
   </w:style>
   <w:style w:type="paragraph" w:customStyle="1" w:styleId="Compact">
@@ -612,13 +615,14 @@
     <w:pPr>
       <w:keepLines/>
       <w:widowControl/>
-      <w:spacing w:before="0" w:after="45" w:line="307" w:lineRule="auto"/>
+      <w:spacing w:before="0" w:after="31" w:line="288" w:lineRule="auto"/>
       <w:ind w:left="272" w:hanging="125"/>
     </w:pPr>
     <w:rPr>
       <w:rFonts w:ascii="Arial" w:hAnsi="Arial" w:cs="Arial" w:eastAsia="Microsoft YaHei"/>
       <w:color w:val="111111"/>
       <w:sz w:val="21"/>
+      <w:szCs w:val="21"/>
     </w:rPr>
   </w:style>
   <w:style w:type="paragraph" w:styleId="Title">
@@ -781,7 +785,7 @@
       <w:b/>
       <w:color w:val="111111"/>
       <w:sz w:val="42"/>
-      <w:szCs w:val="40"/>
+      <w:szCs w:val="42"/>
     </w:rPr>
   </w:style>
   <w:style w:type="paragraph" w:styleId="Heading2">
@@ -798,7 +802,7 @@
       <w:keepNext/>
       <w:keepLines/>
       <w:widowControl/>
-      <w:spacing w:before="238" w:after="102" w:line="264" w:lineRule="auto"/>
+      <w:spacing w:before="193" w:after="102" w:line="264" w:lineRule="auto"/>
       <w:jc w:val="left"/>
       <w:outlineLvl w:val="1"/>
       <w:pBdr>
@@ -810,7 +814,7 @@
       <w:b/>
       <w:color w:val="111111"/>
       <w:sz w:val="22"/>
-      <w:szCs w:val="32"/>
+      <w:szCs w:val="22"/>
     </w:rPr>
   </w:style>
   <w:style w:type="paragraph" w:styleId="Heading3">
@@ -836,7 +840,7 @@
       <w:b/>
       <w:color w:val="111111"/>
       <w:sz w:val="21"/>
-      <w:szCs w:val="28"/>
+      <w:szCs w:val="21"/>
     </w:rPr>
   </w:style>
   <w:style w:type="paragraph" w:styleId="Heading4">
@@ -1217,6 +1221,7 @@
       <w:rFonts w:ascii="Arial" w:hAnsi="Arial" w:cs="Arial" w:eastAsia="Microsoft YaHei"/>
       <w:color w:val="111111"/>
       <w:sz w:val="21"/>
+      <w:szCs w:val="21"/>
     </w:rPr>
   </w:style>
   <w:style w:type="paragraph" w:customStyle="1" w:styleId="Figure">
@@ -1267,6 +1272,7 @@
       <w:rFonts w:ascii="Arial" w:hAnsi="Arial" w:cs="Arial" w:eastAsia="Microsoft YaHei"/>
       <w:color w:val="111111"/>
       <w:sz w:val="21"/>
+      <w:szCs w:val="21"/>
       <w:u w:val="none"/>
     </w:rPr>
   </w:style>
